--- a/testakten/arbeitszeugnis-analyse-bluehendes-leben/07-chronologie-und-aktenstand.docx
+++ b/testakten/arbeitszeugnis-analyse-bluehendes-leben/07-chronologie-und-aktenstand.docx
@@ -2,184 +2,1401 @@
 <file path=word/document.xml><?xml version="1.0" encoding="utf-8"?>
 <w:document xmlns:wpc="http://schemas.microsoft.com/office/word/2010/wordprocessingCanvas" xmlns:mo="http://schemas.microsoft.com/office/mac/office/2008/main" xmlns:mc="http://schemas.openxmlformats.org/markup-compatibility/2006" xmlns:mv="urn:schemas-microsoft-com:mac:vml" xmlns:o="urn:schemas-microsoft-com:office:office" xmlns:r="http://schemas.openxmlformats.org/officeDocument/2006/relationships" xmlns:m="http://schemas.openxmlformats.org/officeDocument/2006/math" xmlns:v="urn:schemas-microsoft-com:vml" xmlns:wp14="http://schemas.microsoft.com/office/word/2010/wordprocessingDrawing" xmlns:wp="http://schemas.openxmlformats.org/drawingml/2006/wordprocessingDrawing" xmlns:w10="urn:schemas-microsoft-com:office:word" xmlns:w="http://schemas.openxmlformats.org/wordprocessingml/2006/main" xmlns:w14="http://schemas.microsoft.com/office/word/2010/wordml" xmlns:wpg="http://schemas.microsoft.com/office/word/2010/wordprocessingGroup" xmlns:wpi="http://schemas.microsoft.com/office/word/2010/wordprocessingInk" xmlns:wne="http://schemas.microsoft.com/office/word/2006/wordml" xmlns:wps="http://schemas.microsoft.com/office/word/2010/wordprocessingShape" mc:Ignorable="w14 wp14">
   <w:body>
+    <w:tbl>
+      <w:tblPr>
+        <w:tblW w:type="auto" w:w="0"/>
+        <w:jc w:val="center"/>
+        <w:tblLayout w:type="fixed"/>
+        <w:tblLook w:firstColumn="1" w:firstRow="1" w:lastColumn="0" w:lastRow="0" w:noHBand="0" w:noVBand="1" w:val="04A0"/>
+      </w:tblPr>
+      <w:tblGrid>
+        <w:gridCol w:w="5556"/>
+        <w:gridCol w:w="3515"/>
+      </w:tblGrid>
+      <w:tr>
+        <w:tc>
+          <w:tcPr>
+            <w:tcW w:type="dxa" w:w="5556"/>
+            <w:vAlign w:val="center"/>
+            <w:tcMar>
+              <w:top w:w="70" w:type="dxa"/>
+              <w:left w:w="70" w:type="dxa"/>
+              <w:bottom w:w="70" w:type="dxa"/>
+              <w:right w:w="70" w:type="dxa"/>
+            </w:tcMar>
+          </w:tcPr>
+          <w:p>
+            <w:pPr>
+              <w:spacing w:after="0"/>
+            </w:pPr>
+            <w:r>
+              <w:rPr>
+                <w:rFonts w:ascii="Arial" w:hAnsi="Arial"/>
+                <w:b/>
+                <w:color w:val="24364B"/>
+                <w:sz w:val="30"/>
+              </w:rPr>
+              <w:t>ALBERS &amp; FENNEKER RECHTSANWÄLTE</w:t>
+            </w:r>
+          </w:p>
+        </w:tc>
+        <w:tc>
+          <w:tcPr>
+            <w:tcW w:type="dxa" w:w="3515"/>
+            <w:vAlign w:val="center"/>
+            <w:tcMar>
+              <w:top w:w="70" w:type="dxa"/>
+              <w:left w:w="70" w:type="dxa"/>
+              <w:bottom w:w="70" w:type="dxa"/>
+              <w:right w:w="70" w:type="dxa"/>
+            </w:tcMar>
+          </w:tcPr>
+          <w:p>
+            <w:pPr>
+              <w:spacing w:after="0"/>
+              <w:jc w:val="right"/>
+            </w:pPr>
+            <w:r>
+              <w:rPr>
+                <w:rFonts w:ascii="Arial" w:hAnsi="Arial"/>
+                <w:sz w:val="16"/>
+              </w:rPr>
+              <w:t>Prinzipalmarkt 14 · 48143 Münster</w:t>
+              <w:br/>
+              <w:t>Telefon 0251 480 91-0</w:t>
+              <w:br/>
+              <w:t>kanzlei@albers-fenneker.example.invalid</w:t>
+            </w:r>
+          </w:p>
+        </w:tc>
+      </w:tr>
+    </w:tbl>
+    <w:p>
+      <w:pPr>
+        <w:spacing w:after="40"/>
+      </w:pPr>
+    </w:p>
+    <w:tbl>
+      <w:tblPr>
+        <w:tblW w:type="auto" w:w="0"/>
+        <w:jc w:val="left"/>
+        <w:tblLayout w:type="fixed"/>
+        <w:tblLook w:firstColumn="1" w:firstRow="1" w:lastColumn="0" w:lastRow="0" w:noHBand="0" w:noVBand="1" w:val="04A0"/>
+      </w:tblPr>
+      <w:tblGrid>
+        <w:gridCol w:w="2041"/>
+        <w:gridCol w:w="6973"/>
+      </w:tblGrid>
+      <w:tr>
+        <w:tc>
+          <w:tcPr>
+            <w:tcW w:type="dxa" w:w="2041"/>
+            <w:shd w:fill="E9EEF2"/>
+            <w:tcMar>
+              <w:top w:w="90" w:type="dxa"/>
+              <w:left w:w="90" w:type="dxa"/>
+              <w:bottom w:w="90" w:type="dxa"/>
+              <w:right w:w="90" w:type="dxa"/>
+            </w:tcMar>
+            <w:vAlign w:val="center"/>
+          </w:tcPr>
+          <w:p>
+            <w:r>
+              <w:rPr>
+                <w:rFonts w:ascii="Arial" w:hAnsi="Arial"/>
+                <w:b/>
+                <w:sz w:val="18"/>
+              </w:rPr>
+              <w:t>Mandantin</w:t>
+            </w:r>
+          </w:p>
+        </w:tc>
+        <w:tc>
+          <w:tcPr>
+            <w:tcW w:type="dxa" w:w="6973"/>
+            <w:tcMar>
+              <w:top w:w="90" w:type="dxa"/>
+              <w:left w:w="90" w:type="dxa"/>
+              <w:bottom w:w="90" w:type="dxa"/>
+              <w:right w:w="90" w:type="dxa"/>
+            </w:tcMar>
+            <w:vAlign w:val="center"/>
+          </w:tcPr>
+          <w:p>
+            <w:r>
+              <w:rPr>
+                <w:rFonts w:ascii="Arial" w:hAnsi="Arial"/>
+                <w:sz w:val="18"/>
+              </w:rPr>
+              <w:t>Wiebke Hagedorn, Rosenweg 18, 48157 Münster</w:t>
+            </w:r>
+          </w:p>
+        </w:tc>
+      </w:tr>
+      <w:tr>
+        <w:tc>
+          <w:tcPr>
+            <w:tcW w:type="dxa" w:w="2041"/>
+            <w:shd w:fill="E9EEF2"/>
+            <w:tcMar>
+              <w:top w:w="90" w:type="dxa"/>
+              <w:left w:w="90" w:type="dxa"/>
+              <w:bottom w:w="90" w:type="dxa"/>
+              <w:right w:w="90" w:type="dxa"/>
+            </w:tcMar>
+            <w:vAlign w:val="center"/>
+          </w:tcPr>
+          <w:p>
+            <w:r>
+              <w:rPr>
+                <w:rFonts w:ascii="Arial" w:hAnsi="Arial"/>
+                <w:b/>
+                <w:sz w:val="18"/>
+              </w:rPr>
+              <w:t>Gegenseite</w:t>
+            </w:r>
+          </w:p>
+        </w:tc>
+        <w:tc>
+          <w:tcPr>
+            <w:tcW w:type="dxa" w:w="6973"/>
+            <w:tcMar>
+              <w:top w:w="90" w:type="dxa"/>
+              <w:left w:w="90" w:type="dxa"/>
+              <w:bottom w:w="90" w:type="dxa"/>
+              <w:right w:w="90" w:type="dxa"/>
+            </w:tcMar>
+            <w:vAlign w:val="center"/>
+          </w:tcPr>
+          <w:p>
+            <w:r>
+              <w:rPr>
+                <w:rFonts w:ascii="Arial" w:hAnsi="Arial"/>
+                <w:sz w:val="18"/>
+              </w:rPr>
+              <w:t>Gartenbau Blühendes Leben GmbH, Wolbecker Straße 418, 48157 Münster</w:t>
+            </w:r>
+          </w:p>
+        </w:tc>
+      </w:tr>
+      <w:tr>
+        <w:tc>
+          <w:tcPr>
+            <w:tcW w:type="dxa" w:w="2041"/>
+            <w:shd w:fill="E9EEF2"/>
+            <w:tcMar>
+              <w:top w:w="90" w:type="dxa"/>
+              <w:left w:w="90" w:type="dxa"/>
+              <w:bottom w:w="90" w:type="dxa"/>
+              <w:right w:w="90" w:type="dxa"/>
+            </w:tcMar>
+            <w:vAlign w:val="center"/>
+          </w:tcPr>
+          <w:p>
+            <w:r>
+              <w:rPr>
+                <w:rFonts w:ascii="Arial" w:hAnsi="Arial"/>
+                <w:b/>
+                <w:sz w:val="18"/>
+              </w:rPr>
+              <w:t>Unser Zeichen</w:t>
+            </w:r>
+          </w:p>
+        </w:tc>
+        <w:tc>
+          <w:tcPr>
+            <w:tcW w:type="dxa" w:w="6973"/>
+            <w:tcMar>
+              <w:top w:w="90" w:type="dxa"/>
+              <w:left w:w="90" w:type="dxa"/>
+              <w:bottom w:w="90" w:type="dxa"/>
+              <w:right w:w="90" w:type="dxa"/>
+            </w:tcMar>
+            <w:vAlign w:val="center"/>
+          </w:tcPr>
+          <w:p>
+            <w:r>
+              <w:rPr>
+                <w:rFonts w:ascii="Arial" w:hAnsi="Arial"/>
+                <w:sz w:val="18"/>
+              </w:rPr>
+              <w:t>26-0618-A / gh</w:t>
+            </w:r>
+          </w:p>
+        </w:tc>
+      </w:tr>
+      <w:tr>
+        <w:tc>
+          <w:tcPr>
+            <w:tcW w:type="dxa" w:w="2041"/>
+            <w:shd w:fill="E9EEF2"/>
+            <w:tcMar>
+              <w:top w:w="90" w:type="dxa"/>
+              <w:left w:w="90" w:type="dxa"/>
+              <w:bottom w:w="90" w:type="dxa"/>
+              <w:right w:w="90" w:type="dxa"/>
+            </w:tcMar>
+            <w:vAlign w:val="center"/>
+          </w:tcPr>
+          <w:p>
+            <w:r>
+              <w:rPr>
+                <w:rFonts w:ascii="Arial" w:hAnsi="Arial"/>
+                <w:b/>
+                <w:sz w:val="18"/>
+              </w:rPr>
+              <w:t>Stand</w:t>
+            </w:r>
+          </w:p>
+        </w:tc>
+        <w:tc>
+          <w:tcPr>
+            <w:tcW w:type="dxa" w:w="6973"/>
+            <w:tcMar>
+              <w:top w:w="90" w:type="dxa"/>
+              <w:left w:w="90" w:type="dxa"/>
+              <w:bottom w:w="90" w:type="dxa"/>
+              <w:right w:w="90" w:type="dxa"/>
+            </w:tcMar>
+            <w:vAlign w:val="center"/>
+          </w:tcPr>
+          <w:p>
+            <w:r>
+              <w:rPr>
+                <w:rFonts w:ascii="Arial" w:hAnsi="Arial"/>
+                <w:sz w:val="18"/>
+              </w:rPr>
+              <w:t>8. Juni 2026, 17:20 Uhr</w:t>
+            </w:r>
+          </w:p>
+        </w:tc>
+      </w:tr>
+      <w:tr>
+        <w:tc>
+          <w:tcPr>
+            <w:tcW w:type="dxa" w:w="2041"/>
+            <w:shd w:fill="E9EEF2"/>
+            <w:tcMar>
+              <w:top w:w="90" w:type="dxa"/>
+              <w:left w:w="90" w:type="dxa"/>
+              <w:bottom w:w="90" w:type="dxa"/>
+              <w:right w:w="90" w:type="dxa"/>
+            </w:tcMar>
+            <w:vAlign w:val="center"/>
+          </w:tcPr>
+          <w:p>
+            <w:r>
+              <w:rPr>
+                <w:rFonts w:ascii="Arial" w:hAnsi="Arial"/>
+                <w:b/>
+                <w:sz w:val="18"/>
+              </w:rPr>
+              <w:t>Bearbeitung</w:t>
+            </w:r>
+          </w:p>
+        </w:tc>
+        <w:tc>
+          <w:tcPr>
+            <w:tcW w:type="dxa" w:w="6973"/>
+            <w:tcMar>
+              <w:top w:w="90" w:type="dxa"/>
+              <w:left w:w="90" w:type="dxa"/>
+              <w:bottom w:w="90" w:type="dxa"/>
+              <w:right w:w="90" w:type="dxa"/>
+            </w:tcMar>
+            <w:vAlign w:val="center"/>
+          </w:tcPr>
+          <w:p>
+            <w:r>
+              <w:rPr>
+                <w:rFonts w:ascii="Arial" w:hAnsi="Arial"/>
+                <w:sz w:val="18"/>
+              </w:rPr>
+              <w:t>Maren Gieseking</w:t>
+            </w:r>
+          </w:p>
+        </w:tc>
+      </w:tr>
+    </w:tbl>
+    <w:p>
+      <w:pPr>
+        <w:spacing w:after="20"/>
+      </w:pPr>
+    </w:p>
+    <w:p>
+      <w:pPr>
+        <w:pStyle w:val="Title"/>
+      </w:pPr>
+      <w:r>
+        <w:t>Chronologie und Aktenstand</w:t>
+      </w:r>
+    </w:p>
+    <w:tbl>
+      <w:tblPr>
+        <w:tblW w:type="auto" w:w="0"/>
+        <w:jc w:val="center"/>
+        <w:tblLayout w:type="fixed"/>
+        <w:tblLook w:firstColumn="1" w:firstRow="1" w:lastColumn="0" w:lastRow="0" w:noHBand="0" w:noVBand="1" w:val="04A0"/>
+      </w:tblPr>
+      <w:tblGrid>
+        <w:gridCol w:w="3175"/>
+        <w:gridCol w:w="3175"/>
+        <w:gridCol w:w="3175"/>
+      </w:tblGrid>
+      <w:tr>
+        <w:tc>
+          <w:tcPr>
+            <w:tcW w:type="dxa" w:w="1531"/>
+            <w:shd w:fill="385A64"/>
+            <w:tcMar>
+              <w:top w:w="90" w:type="dxa"/>
+              <w:left w:w="90" w:type="dxa"/>
+              <w:bottom w:w="90" w:type="dxa"/>
+              <w:right w:w="90" w:type="dxa"/>
+            </w:tcMar>
+          </w:tcPr>
+          <w:p>
+            <w:r>
+              <w:rPr>
+                <w:rFonts w:ascii="Arial" w:hAnsi="Arial"/>
+                <w:b/>
+                <w:color w:val="FFFFFF"/>
+                <w:sz w:val="17"/>
+              </w:rPr>
+              <w:t>Datum / Uhrzeit</w:t>
+            </w:r>
+          </w:p>
+        </w:tc>
+        <w:tc>
+          <w:tcPr>
+            <w:tcW w:type="dxa" w:w="4139"/>
+            <w:shd w:fill="385A64"/>
+            <w:tcMar>
+              <w:top w:w="90" w:type="dxa"/>
+              <w:left w:w="90" w:type="dxa"/>
+              <w:bottom w:w="90" w:type="dxa"/>
+              <w:right w:w="90" w:type="dxa"/>
+            </w:tcMar>
+          </w:tcPr>
+          <w:p>
+            <w:r>
+              <w:rPr>
+                <w:rFonts w:ascii="Arial" w:hAnsi="Arial"/>
+                <w:b/>
+                <w:color w:val="FFFFFF"/>
+                <w:sz w:val="17"/>
+              </w:rPr>
+              <w:t>Vorgang</w:t>
+            </w:r>
+          </w:p>
+        </w:tc>
+        <w:tc>
+          <w:tcPr>
+            <w:tcW w:type="dxa" w:w="3402"/>
+            <w:shd w:fill="385A64"/>
+            <w:tcMar>
+              <w:top w:w="90" w:type="dxa"/>
+              <w:left w:w="90" w:type="dxa"/>
+              <w:bottom w:w="90" w:type="dxa"/>
+              <w:right w:w="90" w:type="dxa"/>
+            </w:tcMar>
+          </w:tcPr>
+          <w:p>
+            <w:r>
+              <w:rPr>
+                <w:rFonts w:ascii="Arial" w:hAnsi="Arial"/>
+                <w:b/>
+                <w:color w:val="FFFFFF"/>
+                <w:sz w:val="17"/>
+              </w:rPr>
+              <w:t>Beleg / offene Frage</w:t>
+            </w:r>
+          </w:p>
+        </w:tc>
+      </w:tr>
+      <w:tr>
+        <w:tc>
+          <w:tcPr>
+            <w:tcW w:type="dxa" w:w="1531"/>
+            <w:shd w:fill="F4F6F7"/>
+            <w:tcMar>
+              <w:top w:w="90" w:type="dxa"/>
+              <w:left w:w="90" w:type="dxa"/>
+              <w:bottom w:w="90" w:type="dxa"/>
+              <w:right w:w="90" w:type="dxa"/>
+            </w:tcMar>
+            <w:vAlign w:val="center"/>
+          </w:tcPr>
+          <w:p>
+            <w:r>
+              <w:rPr>
+                <w:rFonts w:ascii="Arial" w:hAnsi="Arial"/>
+                <w:sz w:val="16"/>
+              </w:rPr>
+              <w:t>01.08.2016</w:t>
+            </w:r>
+          </w:p>
+        </w:tc>
+        <w:tc>
+          <w:tcPr>
+            <w:tcW w:type="dxa" w:w="4139"/>
+            <w:shd w:fill="F4F6F7"/>
+            <w:tcMar>
+              <w:top w:w="90" w:type="dxa"/>
+              <w:left w:w="90" w:type="dxa"/>
+              <w:bottom w:w="90" w:type="dxa"/>
+              <w:right w:w="90" w:type="dxa"/>
+            </w:tcMar>
+            <w:vAlign w:val="center"/>
+          </w:tcPr>
+          <w:p>
+            <w:r>
+              <w:rPr>
+                <w:rFonts w:ascii="Arial" w:hAnsi="Arial"/>
+                <w:sz w:val="16"/>
+              </w:rPr>
+              <w:t>Beginn des Arbeitsverhältnisses als Floristin mit 30 Wochenstunden.</w:t>
+            </w:r>
+          </w:p>
+        </w:tc>
+        <w:tc>
+          <w:tcPr>
+            <w:tcW w:type="dxa" w:w="3402"/>
+            <w:shd w:fill="F4F6F7"/>
+            <w:tcMar>
+              <w:top w:w="90" w:type="dxa"/>
+              <w:left w:w="90" w:type="dxa"/>
+              <w:bottom w:w="90" w:type="dxa"/>
+              <w:right w:w="90" w:type="dxa"/>
+            </w:tcMar>
+            <w:vAlign w:val="center"/>
+          </w:tcPr>
+          <w:p>
+            <w:r>
+              <w:rPr>
+                <w:rFonts w:ascii="Arial" w:hAnsi="Arial"/>
+                <w:sz w:val="16"/>
+              </w:rPr>
+              <w:t>Arbeitsvertrag liegt als Kopie vor.</w:t>
+            </w:r>
+          </w:p>
+        </w:tc>
+      </w:tr>
+      <w:tr>
+        <w:tc>
+          <w:tcPr>
+            <w:tcW w:type="dxa" w:w="1531"/>
+            <w:tcMar>
+              <w:top w:w="90" w:type="dxa"/>
+              <w:left w:w="90" w:type="dxa"/>
+              <w:bottom w:w="90" w:type="dxa"/>
+              <w:right w:w="90" w:type="dxa"/>
+            </w:tcMar>
+            <w:vAlign w:val="center"/>
+          </w:tcPr>
+          <w:p>
+            <w:r>
+              <w:rPr>
+                <w:rFonts w:ascii="Arial" w:hAnsi="Arial"/>
+                <w:sz w:val="16"/>
+              </w:rPr>
+              <w:t>01.03.2020</w:t>
+            </w:r>
+          </w:p>
+        </w:tc>
+        <w:tc>
+          <w:tcPr>
+            <w:tcW w:type="dxa" w:w="4139"/>
+            <w:tcMar>
+              <w:top w:w="90" w:type="dxa"/>
+              <w:left w:w="90" w:type="dxa"/>
+              <w:bottom w:w="90" w:type="dxa"/>
+              <w:right w:w="90" w:type="dxa"/>
+            </w:tcMar>
+            <w:vAlign w:val="center"/>
+          </w:tcPr>
+          <w:p>
+            <w:r>
+              <w:rPr>
+                <w:rFonts w:ascii="Arial" w:hAnsi="Arial"/>
+                <w:sz w:val="16"/>
+              </w:rPr>
+              <w:t>Übernahme der stellvertretenden Filialleitung und Schichteinteilung.</w:t>
+            </w:r>
+          </w:p>
+        </w:tc>
+        <w:tc>
+          <w:tcPr>
+            <w:tcW w:type="dxa" w:w="3402"/>
+            <w:tcMar>
+              <w:top w:w="90" w:type="dxa"/>
+              <w:left w:w="90" w:type="dxa"/>
+              <w:bottom w:w="90" w:type="dxa"/>
+              <w:right w:w="90" w:type="dxa"/>
+            </w:tcMar>
+            <w:vAlign w:val="center"/>
+          </w:tcPr>
+          <w:p>
+            <w:r>
+              <w:rPr>
+                <w:rFonts w:ascii="Arial" w:hAnsi="Arial"/>
+                <w:sz w:val="16"/>
+              </w:rPr>
+              <w:t>Änderungsvereinbarung; Stellenbeschreibung fehlt.</w:t>
+            </w:r>
+          </w:p>
+        </w:tc>
+      </w:tr>
+      <w:tr>
+        <w:tc>
+          <w:tcPr>
+            <w:tcW w:type="dxa" w:w="1531"/>
+            <w:shd w:fill="F4F6F7"/>
+            <w:tcMar>
+              <w:top w:w="90" w:type="dxa"/>
+              <w:left w:w="90" w:type="dxa"/>
+              <w:bottom w:w="90" w:type="dxa"/>
+              <w:right w:w="90" w:type="dxa"/>
+            </w:tcMar>
+            <w:vAlign w:val="center"/>
+          </w:tcPr>
+          <w:p>
+            <w:r>
+              <w:rPr>
+                <w:rFonts w:ascii="Arial" w:hAnsi="Arial"/>
+                <w:sz w:val="16"/>
+              </w:rPr>
+              <w:t>12.02.2024, 19:08</w:t>
+            </w:r>
+          </w:p>
+        </w:tc>
+        <w:tc>
+          <w:tcPr>
+            <w:tcW w:type="dxa" w:w="4139"/>
+            <w:shd w:fill="F4F6F7"/>
+            <w:tcMar>
+              <w:top w:w="90" w:type="dxa"/>
+              <w:left w:w="90" w:type="dxa"/>
+              <w:bottom w:w="90" w:type="dxa"/>
+              <w:right w:w="90" w:type="dxa"/>
+            </w:tcMar>
+            <w:vAlign w:val="center"/>
+          </w:tcPr>
+          <w:p>
+            <w:r>
+              <w:rPr>
+                <w:rFonts w:ascii="Arial" w:hAnsi="Arial"/>
+                <w:sz w:val="16"/>
+              </w:rPr>
+              <w:t>Kassendifferenz 74,30 Euro nach Softwareupdate; Filialleiter meldet „Hagedorn-Kasse“.</w:t>
+            </w:r>
+          </w:p>
+        </w:tc>
+        <w:tc>
+          <w:tcPr>
+            <w:tcW w:type="dxa" w:w="3402"/>
+            <w:shd w:fill="F4F6F7"/>
+            <w:tcMar>
+              <w:top w:w="90" w:type="dxa"/>
+              <w:left w:w="90" w:type="dxa"/>
+              <w:bottom w:w="90" w:type="dxa"/>
+              <w:right w:w="90" w:type="dxa"/>
+            </w:tcMar>
+            <w:vAlign w:val="center"/>
+          </w:tcPr>
+          <w:p>
+            <w:r>
+              <w:rPr>
+                <w:rFonts w:ascii="Arial" w:hAnsi="Arial"/>
+                <w:sz w:val="16"/>
+              </w:rPr>
+              <w:t>Nur weitergeleitete Mail; Original mit Verteiler fehlt.</w:t>
+            </w:r>
+          </w:p>
+        </w:tc>
+      </w:tr>
+      <w:tr>
+        <w:tc>
+          <w:tcPr>
+            <w:tcW w:type="dxa" w:w="1531"/>
+            <w:tcMar>
+              <w:top w:w="90" w:type="dxa"/>
+              <w:left w:w="90" w:type="dxa"/>
+              <w:bottom w:w="90" w:type="dxa"/>
+              <w:right w:w="90" w:type="dxa"/>
+            </w:tcMar>
+            <w:vAlign w:val="center"/>
+          </w:tcPr>
+          <w:p>
+            <w:r>
+              <w:rPr>
+                <w:rFonts w:ascii="Arial" w:hAnsi="Arial"/>
+                <w:sz w:val="16"/>
+              </w:rPr>
+              <w:t>13.02.2024, 10:25</w:t>
+            </w:r>
+          </w:p>
+        </w:tc>
+        <w:tc>
+          <w:tcPr>
+            <w:tcW w:type="dxa" w:w="4139"/>
+            <w:tcMar>
+              <w:top w:w="90" w:type="dxa"/>
+              <w:left w:w="90" w:type="dxa"/>
+              <w:bottom w:w="90" w:type="dxa"/>
+              <w:right w:w="90" w:type="dxa"/>
+            </w:tcMar>
+            <w:vAlign w:val="center"/>
+          </w:tcPr>
+          <w:p>
+            <w:r>
+              <w:rPr>
+                <w:rFonts w:ascii="Arial" w:hAnsi="Arial"/>
+                <w:sz w:val="16"/>
+              </w:rPr>
+              <w:t>Buchhaltung findet doppelte Kartenzahlung; Differenz rechnerisch ausgeglichen.</w:t>
+            </w:r>
+          </w:p>
+        </w:tc>
+        <w:tc>
+          <w:tcPr>
+            <w:tcW w:type="dxa" w:w="3402"/>
+            <w:tcMar>
+              <w:top w:w="90" w:type="dxa"/>
+              <w:left w:w="90" w:type="dxa"/>
+              <w:bottom w:w="90" w:type="dxa"/>
+              <w:right w:w="90" w:type="dxa"/>
+            </w:tcMar>
+            <w:vAlign w:val="center"/>
+          </w:tcPr>
+          <w:p>
+            <w:r>
+              <w:rPr>
+                <w:rFonts w:ascii="Arial" w:hAnsi="Arial"/>
+                <w:sz w:val="16"/>
+              </w:rPr>
+              <w:t>Buchungsjournal angekündigt, noch nicht übersandt.</w:t>
+            </w:r>
+          </w:p>
+        </w:tc>
+      </w:tr>
+      <w:tr>
+        <w:tc>
+          <w:tcPr>
+            <w:tcW w:type="dxa" w:w="1531"/>
+            <w:shd w:fill="F4F6F7"/>
+            <w:tcMar>
+              <w:top w:w="90" w:type="dxa"/>
+              <w:left w:w="90" w:type="dxa"/>
+              <w:bottom w:w="90" w:type="dxa"/>
+              <w:right w:w="90" w:type="dxa"/>
+            </w:tcMar>
+            <w:vAlign w:val="center"/>
+          </w:tcPr>
+          <w:p>
+            <w:r>
+              <w:rPr>
+                <w:rFonts w:ascii="Arial" w:hAnsi="Arial"/>
+                <w:sz w:val="16"/>
+              </w:rPr>
+              <w:t>15.09.2024</w:t>
+            </w:r>
+          </w:p>
+        </w:tc>
+        <w:tc>
+          <w:tcPr>
+            <w:tcW w:type="dxa" w:w="4139"/>
+            <w:shd w:fill="F4F6F7"/>
+            <w:tcMar>
+              <w:top w:w="90" w:type="dxa"/>
+              <w:left w:w="90" w:type="dxa"/>
+              <w:bottom w:w="90" w:type="dxa"/>
+              <w:right w:w="90" w:type="dxa"/>
+            </w:tcMar>
+            <w:vAlign w:val="center"/>
+          </w:tcPr>
+          <w:p>
+            <w:r>
+              <w:rPr>
+                <w:rFonts w:ascii="Arial" w:hAnsi="Arial"/>
+                <w:sz w:val="16"/>
+              </w:rPr>
+              <w:t>Beginn der Elternzeit.</w:t>
+            </w:r>
+          </w:p>
+        </w:tc>
+        <w:tc>
+          <w:tcPr>
+            <w:tcW w:type="dxa" w:w="3402"/>
+            <w:shd w:fill="F4F6F7"/>
+            <w:tcMar>
+              <w:top w:w="90" w:type="dxa"/>
+              <w:left w:w="90" w:type="dxa"/>
+              <w:bottom w:w="90" w:type="dxa"/>
+              <w:right w:w="90" w:type="dxa"/>
+            </w:tcMar>
+            <w:vAlign w:val="center"/>
+          </w:tcPr>
+          <w:p>
+            <w:r>
+              <w:rPr>
+                <w:rFonts w:ascii="Arial" w:hAnsi="Arial"/>
+                <w:sz w:val="16"/>
+              </w:rPr>
+              <w:t>Bestätigung Personalabteilung vom 20.05.2024.</w:t>
+            </w:r>
+          </w:p>
+        </w:tc>
+      </w:tr>
+      <w:tr>
+        <w:tc>
+          <w:tcPr>
+            <w:tcW w:type="dxa" w:w="1531"/>
+            <w:tcMar>
+              <w:top w:w="90" w:type="dxa"/>
+              <w:left w:w="90" w:type="dxa"/>
+              <w:bottom w:w="90" w:type="dxa"/>
+              <w:right w:w="90" w:type="dxa"/>
+            </w:tcMar>
+            <w:vAlign w:val="center"/>
+          </w:tcPr>
+          <w:p>
+            <w:r>
+              <w:rPr>
+                <w:rFonts w:ascii="Arial" w:hAnsi="Arial"/>
+                <w:sz w:val="16"/>
+              </w:rPr>
+              <w:t>18.05.2026, 08:17</w:t>
+            </w:r>
+          </w:p>
+        </w:tc>
+        <w:tc>
+          <w:tcPr>
+            <w:tcW w:type="dxa" w:w="4139"/>
+            <w:tcMar>
+              <w:top w:w="90" w:type="dxa"/>
+              <w:left w:w="90" w:type="dxa"/>
+              <w:bottom w:w="90" w:type="dxa"/>
+              <w:right w:w="90" w:type="dxa"/>
+            </w:tcMar>
+            <w:vAlign w:val="center"/>
+          </w:tcPr>
+          <w:p>
+            <w:r>
+              <w:rPr>
+                <w:rFonts w:ascii="Arial" w:hAnsi="Arial"/>
+                <w:sz w:val="16"/>
+              </w:rPr>
+              <w:t>Anforderung eines qualifizierten Zwischenzeugnisses vor Rückkehr.</w:t>
+            </w:r>
+          </w:p>
+        </w:tc>
+        <w:tc>
+          <w:tcPr>
+            <w:tcW w:type="dxa" w:w="3402"/>
+            <w:tcMar>
+              <w:top w:w="90" w:type="dxa"/>
+              <w:left w:w="90" w:type="dxa"/>
+              <w:bottom w:w="90" w:type="dxa"/>
+              <w:right w:w="90" w:type="dxa"/>
+            </w:tcMar>
+            <w:vAlign w:val="center"/>
+          </w:tcPr>
+          <w:p>
+            <w:r>
+              <w:rPr>
+                <w:rFonts w:ascii="Arial" w:hAnsi="Arial"/>
+                <w:sz w:val="16"/>
+              </w:rPr>
+              <w:t>Original-E-Mail vorhanden.</w:t>
+            </w:r>
+          </w:p>
+        </w:tc>
+      </w:tr>
+      <w:tr>
+        <w:tc>
+          <w:tcPr>
+            <w:tcW w:type="dxa" w:w="1531"/>
+            <w:shd w:fill="F4F6F7"/>
+            <w:tcMar>
+              <w:top w:w="90" w:type="dxa"/>
+              <w:left w:w="90" w:type="dxa"/>
+              <w:bottom w:w="90" w:type="dxa"/>
+              <w:right w:w="90" w:type="dxa"/>
+            </w:tcMar>
+            <w:vAlign w:val="center"/>
+          </w:tcPr>
+          <w:p>
+            <w:r>
+              <w:rPr>
+                <w:rFonts w:ascii="Arial" w:hAnsi="Arial"/>
+                <w:sz w:val="16"/>
+              </w:rPr>
+              <w:t>26.05.2026</w:t>
+            </w:r>
+          </w:p>
+        </w:tc>
+        <w:tc>
+          <w:tcPr>
+            <w:tcW w:type="dxa" w:w="4139"/>
+            <w:shd w:fill="F4F6F7"/>
+            <w:tcMar>
+              <w:top w:w="90" w:type="dxa"/>
+              <w:left w:w="90" w:type="dxa"/>
+              <w:bottom w:w="90" w:type="dxa"/>
+              <w:right w:w="90" w:type="dxa"/>
+            </w:tcMar>
+            <w:vAlign w:val="center"/>
+          </w:tcPr>
+          <w:p>
+            <w:r>
+              <w:rPr>
+                <w:rFonts w:ascii="Arial" w:hAnsi="Arial"/>
+                <w:sz w:val="16"/>
+              </w:rPr>
+              <w:t>Erster Entwurf mit ausführlicher Aufgabenliste wird intern abgestimmt.</w:t>
+            </w:r>
+          </w:p>
+        </w:tc>
+        <w:tc>
+          <w:tcPr>
+            <w:tcW w:type="dxa" w:w="3402"/>
+            <w:shd w:fill="F4F6F7"/>
+            <w:tcMar>
+              <w:top w:w="90" w:type="dxa"/>
+              <w:left w:w="90" w:type="dxa"/>
+              <w:bottom w:w="90" w:type="dxa"/>
+              <w:right w:w="90" w:type="dxa"/>
+            </w:tcMar>
+            <w:vAlign w:val="center"/>
+          </w:tcPr>
+          <w:p>
+            <w:r>
+              <w:rPr>
+                <w:rFonts w:ascii="Arial" w:hAnsi="Arial"/>
+                <w:sz w:val="16"/>
+              </w:rPr>
+              <w:t>Versionsverlauf und Freigabevermerk fehlen.</w:t>
+            </w:r>
+          </w:p>
+        </w:tc>
+      </w:tr>
+      <w:tr>
+        <w:tc>
+          <w:tcPr>
+            <w:tcW w:type="dxa" w:w="1531"/>
+            <w:tcMar>
+              <w:top w:w="90" w:type="dxa"/>
+              <w:left w:w="90" w:type="dxa"/>
+              <w:bottom w:w="90" w:type="dxa"/>
+              <w:right w:w="90" w:type="dxa"/>
+            </w:tcMar>
+            <w:vAlign w:val="center"/>
+          </w:tcPr>
+          <w:p>
+            <w:r>
+              <w:rPr>
+                <w:rFonts w:ascii="Arial" w:hAnsi="Arial"/>
+                <w:sz w:val="16"/>
+              </w:rPr>
+              <w:t>29.05.2026</w:t>
+            </w:r>
+          </w:p>
+        </w:tc>
+        <w:tc>
+          <w:tcPr>
+            <w:tcW w:type="dxa" w:w="4139"/>
+            <w:tcMar>
+              <w:top w:w="90" w:type="dxa"/>
+              <w:left w:w="90" w:type="dxa"/>
+              <w:bottom w:w="90" w:type="dxa"/>
+              <w:right w:w="90" w:type="dxa"/>
+            </w:tcMar>
+            <w:vAlign w:val="center"/>
+          </w:tcPr>
+          <w:p>
+            <w:r>
+              <w:rPr>
+                <w:rFonts w:ascii="Arial" w:hAnsi="Arial"/>
+                <w:sz w:val="16"/>
+              </w:rPr>
+              <w:t>Ausstellungsdatum der ausgehändigten Fassung.</w:t>
+            </w:r>
+          </w:p>
+        </w:tc>
+        <w:tc>
+          <w:tcPr>
+            <w:tcW w:type="dxa" w:w="3402"/>
+            <w:tcMar>
+              <w:top w:w="90" w:type="dxa"/>
+              <w:left w:w="90" w:type="dxa"/>
+              <w:bottom w:w="90" w:type="dxa"/>
+              <w:right w:w="90" w:type="dxa"/>
+            </w:tcMar>
+            <w:vAlign w:val="center"/>
+          </w:tcPr>
+          <w:p>
+            <w:r>
+              <w:rPr>
+                <w:rFonts w:ascii="Arial" w:hAnsi="Arial"/>
+                <w:sz w:val="16"/>
+              </w:rPr>
+              <w:t>Unterschrift Paula Kruse; Zeichnungsbefugnis ungeklärt.</w:t>
+            </w:r>
+          </w:p>
+        </w:tc>
+      </w:tr>
+      <w:tr>
+        <w:tc>
+          <w:tcPr>
+            <w:tcW w:type="dxa" w:w="1531"/>
+            <w:shd w:fill="F4F6F7"/>
+            <w:tcMar>
+              <w:top w:w="90" w:type="dxa"/>
+              <w:left w:w="90" w:type="dxa"/>
+              <w:bottom w:w="90" w:type="dxa"/>
+              <w:right w:w="90" w:type="dxa"/>
+            </w:tcMar>
+            <w:vAlign w:val="center"/>
+          </w:tcPr>
+          <w:p>
+            <w:r>
+              <w:rPr>
+                <w:rFonts w:ascii="Arial" w:hAnsi="Arial"/>
+                <w:sz w:val="16"/>
+              </w:rPr>
+              <w:t>01.06.2026, 07:30</w:t>
+            </w:r>
+          </w:p>
+        </w:tc>
+        <w:tc>
+          <w:tcPr>
+            <w:tcW w:type="dxa" w:w="4139"/>
+            <w:shd w:fill="F4F6F7"/>
+            <w:tcMar>
+              <w:top w:w="90" w:type="dxa"/>
+              <w:left w:w="90" w:type="dxa"/>
+              <w:bottom w:w="90" w:type="dxa"/>
+              <w:right w:w="90" w:type="dxa"/>
+            </w:tcMar>
+            <w:vAlign w:val="center"/>
+          </w:tcPr>
+          <w:p>
+            <w:r>
+              <w:rPr>
+                <w:rFonts w:ascii="Arial" w:hAnsi="Arial"/>
+                <w:sz w:val="16"/>
+              </w:rPr>
+              <w:t>Rückkehr in die Filiale Münster-Ost.</w:t>
+            </w:r>
+          </w:p>
+        </w:tc>
+        <w:tc>
+          <w:tcPr>
+            <w:tcW w:type="dxa" w:w="3402"/>
+            <w:shd w:fill="F4F6F7"/>
+            <w:tcMar>
+              <w:top w:w="90" w:type="dxa"/>
+              <w:left w:w="90" w:type="dxa"/>
+              <w:bottom w:w="90" w:type="dxa"/>
+              <w:right w:w="90" w:type="dxa"/>
+            </w:tcMar>
+            <w:vAlign w:val="center"/>
+          </w:tcPr>
+          <w:p>
+            <w:r>
+              <w:rPr>
+                <w:rFonts w:ascii="Arial" w:hAnsi="Arial"/>
+                <w:sz w:val="16"/>
+              </w:rPr>
+              <w:t>Dienstplan und Anwesenheitsbuch vorhanden.</w:t>
+            </w:r>
+          </w:p>
+        </w:tc>
+      </w:tr>
+      <w:tr>
+        <w:tc>
+          <w:tcPr>
+            <w:tcW w:type="dxa" w:w="1531"/>
+            <w:tcMar>
+              <w:top w:w="90" w:type="dxa"/>
+              <w:left w:w="90" w:type="dxa"/>
+              <w:bottom w:w="90" w:type="dxa"/>
+              <w:right w:w="90" w:type="dxa"/>
+            </w:tcMar>
+            <w:vAlign w:val="center"/>
+          </w:tcPr>
+          <w:p>
+            <w:r>
+              <w:rPr>
+                <w:rFonts w:ascii="Arial" w:hAnsi="Arial"/>
+                <w:sz w:val="16"/>
+              </w:rPr>
+              <w:t>02.06.2026, 16:40</w:t>
+            </w:r>
+          </w:p>
+        </w:tc>
+        <w:tc>
+          <w:tcPr>
+            <w:tcW w:type="dxa" w:w="4139"/>
+            <w:tcMar>
+              <w:top w:w="90" w:type="dxa"/>
+              <w:left w:w="90" w:type="dxa"/>
+              <w:bottom w:w="90" w:type="dxa"/>
+              <w:right w:w="90" w:type="dxa"/>
+            </w:tcMar>
+            <w:vAlign w:val="center"/>
+          </w:tcPr>
+          <w:p>
+            <w:r>
+              <w:rPr>
+                <w:rFonts w:ascii="Arial" w:hAnsi="Arial"/>
+                <w:sz w:val="16"/>
+              </w:rPr>
+              <w:t>Übergabe des verschlossenen Umschlags durch Frau Kruse.</w:t>
+            </w:r>
+          </w:p>
+        </w:tc>
+        <w:tc>
+          <w:tcPr>
+            <w:tcW w:type="dxa" w:w="3402"/>
+            <w:tcMar>
+              <w:top w:w="90" w:type="dxa"/>
+              <w:left w:w="90" w:type="dxa"/>
+              <w:bottom w:w="90" w:type="dxa"/>
+              <w:right w:w="90" w:type="dxa"/>
+            </w:tcMar>
+            <w:vAlign w:val="center"/>
+          </w:tcPr>
+          <w:p>
+            <w:r>
+              <w:rPr>
+                <w:rFonts w:ascii="Arial" w:hAnsi="Arial"/>
+                <w:sz w:val="16"/>
+              </w:rPr>
+              <w:t>Mandantin und Kollegin Merle Jansen anwesend.</w:t>
+            </w:r>
+          </w:p>
+        </w:tc>
+      </w:tr>
+      <w:tr>
+        <w:tc>
+          <w:tcPr>
+            <w:tcW w:type="dxa" w:w="1531"/>
+            <w:shd w:fill="F4F6F7"/>
+            <w:tcMar>
+              <w:top w:w="90" w:type="dxa"/>
+              <w:left w:w="90" w:type="dxa"/>
+              <w:bottom w:w="90" w:type="dxa"/>
+              <w:right w:w="90" w:type="dxa"/>
+            </w:tcMar>
+            <w:vAlign w:val="center"/>
+          </w:tcPr>
+          <w:p>
+            <w:r>
+              <w:rPr>
+                <w:rFonts w:ascii="Arial" w:hAnsi="Arial"/>
+                <w:sz w:val="16"/>
+              </w:rPr>
+              <w:t>03.06.2026, 11:15</w:t>
+            </w:r>
+          </w:p>
+        </w:tc>
+        <w:tc>
+          <w:tcPr>
+            <w:tcW w:type="dxa" w:w="4139"/>
+            <w:shd w:fill="F4F6F7"/>
+            <w:tcMar>
+              <w:top w:w="90" w:type="dxa"/>
+              <w:left w:w="90" w:type="dxa"/>
+              <w:bottom w:w="90" w:type="dxa"/>
+              <w:right w:w="90" w:type="dxa"/>
+            </w:tcMar>
+            <w:vAlign w:val="center"/>
+          </w:tcPr>
+          <w:p>
+            <w:r>
+              <w:rPr>
+                <w:rFonts w:ascii="Arial" w:hAnsi="Arial"/>
+                <w:sz w:val="16"/>
+              </w:rPr>
+              <w:t>Telefonische Bitte um Berichtigung; Hinweis auf Freigabe durch Geschäftsführer.</w:t>
+            </w:r>
+          </w:p>
+        </w:tc>
+        <w:tc>
+          <w:tcPr>
+            <w:tcW w:type="dxa" w:w="3402"/>
+            <w:shd w:fill="F4F6F7"/>
+            <w:tcMar>
+              <w:top w:w="90" w:type="dxa"/>
+              <w:left w:w="90" w:type="dxa"/>
+              <w:bottom w:w="90" w:type="dxa"/>
+              <w:right w:w="90" w:type="dxa"/>
+            </w:tcMar>
+            <w:vAlign w:val="center"/>
+          </w:tcPr>
+          <w:p>
+            <w:r>
+              <w:rPr>
+                <w:rFonts w:ascii="Arial" w:hAnsi="Arial"/>
+                <w:sz w:val="16"/>
+              </w:rPr>
+              <w:t>Gedächtnisnotiz Mandantin, acht Minuten Gesprächsdauer.</w:t>
+            </w:r>
+          </w:p>
+        </w:tc>
+      </w:tr>
+      <w:tr>
+        <w:tc>
+          <w:tcPr>
+            <w:tcW w:type="dxa" w:w="1531"/>
+            <w:tcMar>
+              <w:top w:w="90" w:type="dxa"/>
+              <w:left w:w="90" w:type="dxa"/>
+              <w:bottom w:w="90" w:type="dxa"/>
+              <w:right w:w="90" w:type="dxa"/>
+            </w:tcMar>
+            <w:vAlign w:val="center"/>
+          </w:tcPr>
+          <w:p>
+            <w:r>
+              <w:rPr>
+                <w:rFonts w:ascii="Arial" w:hAnsi="Arial"/>
+                <w:sz w:val="16"/>
+              </w:rPr>
+              <w:t>04.06.2026, 09:10</w:t>
+            </w:r>
+          </w:p>
+        </w:tc>
+        <w:tc>
+          <w:tcPr>
+            <w:tcW w:type="dxa" w:w="4139"/>
+            <w:tcMar>
+              <w:top w:w="90" w:type="dxa"/>
+              <w:left w:w="90" w:type="dxa"/>
+              <w:bottom w:w="90" w:type="dxa"/>
+              <w:right w:w="90" w:type="dxa"/>
+            </w:tcMar>
+            <w:vAlign w:val="center"/>
+          </w:tcPr>
+          <w:p>
+            <w:r>
+              <w:rPr>
+                <w:rFonts w:ascii="Arial" w:hAnsi="Arial"/>
+                <w:sz w:val="16"/>
+              </w:rPr>
+              <w:t>Erstbesprechung in der Kanzlei.</w:t>
+            </w:r>
+          </w:p>
+        </w:tc>
+        <w:tc>
+          <w:tcPr>
+            <w:tcW w:type="dxa" w:w="3402"/>
+            <w:tcMar>
+              <w:top w:w="90" w:type="dxa"/>
+              <w:left w:w="90" w:type="dxa"/>
+              <w:bottom w:w="90" w:type="dxa"/>
+              <w:right w:w="90" w:type="dxa"/>
+            </w:tcMar>
+            <w:vAlign w:val="center"/>
+          </w:tcPr>
+          <w:p>
+            <w:r>
+              <w:rPr>
+                <w:rFonts w:ascii="Arial" w:hAnsi="Arial"/>
+                <w:sz w:val="16"/>
+              </w:rPr>
+              <w:t>Mandatsnotiz und Vollmacht.</w:t>
+            </w:r>
+          </w:p>
+        </w:tc>
+      </w:tr>
+      <w:tr>
+        <w:tc>
+          <w:tcPr>
+            <w:tcW w:type="dxa" w:w="1531"/>
+            <w:shd w:fill="F4F6F7"/>
+            <w:tcMar>
+              <w:top w:w="90" w:type="dxa"/>
+              <w:left w:w="90" w:type="dxa"/>
+              <w:bottom w:w="90" w:type="dxa"/>
+              <w:right w:w="90" w:type="dxa"/>
+            </w:tcMar>
+            <w:vAlign w:val="center"/>
+          </w:tcPr>
+          <w:p>
+            <w:r>
+              <w:rPr>
+                <w:rFonts w:ascii="Arial" w:hAnsi="Arial"/>
+                <w:sz w:val="16"/>
+              </w:rPr>
+              <w:t>05.06.2026, 15:52</w:t>
+            </w:r>
+          </w:p>
+        </w:tc>
+        <w:tc>
+          <w:tcPr>
+            <w:tcW w:type="dxa" w:w="4139"/>
+            <w:shd w:fill="F4F6F7"/>
+            <w:tcMar>
+              <w:top w:w="90" w:type="dxa"/>
+              <w:left w:w="90" w:type="dxa"/>
+              <w:bottom w:w="90" w:type="dxa"/>
+              <w:right w:w="90" w:type="dxa"/>
+            </w:tcMar>
+            <w:vAlign w:val="center"/>
+          </w:tcPr>
+          <w:p>
+            <w:r>
+              <w:rPr>
+                <w:rFonts w:ascii="Arial" w:hAnsi="Arial"/>
+                <w:sz w:val="16"/>
+              </w:rPr>
+              <w:t>Bitte um Originaldatei, Stellenbeschreibung und Kassenunterlagen an Arbeitgeberseite.</w:t>
+            </w:r>
+          </w:p>
+        </w:tc>
+        <w:tc>
+          <w:tcPr>
+            <w:tcW w:type="dxa" w:w="3402"/>
+            <w:shd w:fill="F4F6F7"/>
+            <w:tcMar>
+              <w:top w:w="90" w:type="dxa"/>
+              <w:left w:w="90" w:type="dxa"/>
+              <w:bottom w:w="90" w:type="dxa"/>
+              <w:right w:w="90" w:type="dxa"/>
+            </w:tcMar>
+            <w:vAlign w:val="center"/>
+          </w:tcPr>
+          <w:p>
+            <w:r>
+              <w:rPr>
+                <w:rFonts w:ascii="Arial" w:hAnsi="Arial"/>
+                <w:sz w:val="16"/>
+              </w:rPr>
+              <w:t>Sendeprotokoll und Zustellbestätigung vorhanden.</w:t>
+            </w:r>
+          </w:p>
+        </w:tc>
+      </w:tr>
+      <w:tr>
+        <w:tc>
+          <w:tcPr>
+            <w:tcW w:type="dxa" w:w="1531"/>
+            <w:tcMar>
+              <w:top w:w="90" w:type="dxa"/>
+              <w:left w:w="90" w:type="dxa"/>
+              <w:bottom w:w="90" w:type="dxa"/>
+              <w:right w:w="90" w:type="dxa"/>
+            </w:tcMar>
+            <w:vAlign w:val="center"/>
+          </w:tcPr>
+          <w:p>
+            <w:r>
+              <w:rPr>
+                <w:rFonts w:ascii="Arial" w:hAnsi="Arial"/>
+                <w:sz w:val="16"/>
+              </w:rPr>
+              <w:t>08.06.2026, 12:06</w:t>
+            </w:r>
+          </w:p>
+        </w:tc>
+        <w:tc>
+          <w:tcPr>
+            <w:tcW w:type="dxa" w:w="4139"/>
+            <w:tcMar>
+              <w:top w:w="90" w:type="dxa"/>
+              <w:left w:w="90" w:type="dxa"/>
+              <w:bottom w:w="90" w:type="dxa"/>
+              <w:right w:w="90" w:type="dxa"/>
+            </w:tcMar>
+            <w:vAlign w:val="center"/>
+          </w:tcPr>
+          <w:p>
+            <w:r>
+              <w:rPr>
+                <w:rFonts w:ascii="Arial" w:hAnsi="Arial"/>
+                <w:sz w:val="16"/>
+              </w:rPr>
+              <w:t>Neue Arbeitgeberin kündigt Referenzanruf für 16. Juni an.</w:t>
+            </w:r>
+          </w:p>
+        </w:tc>
+        <w:tc>
+          <w:tcPr>
+            <w:tcW w:type="dxa" w:w="3402"/>
+            <w:tcMar>
+              <w:top w:w="90" w:type="dxa"/>
+              <w:left w:w="90" w:type="dxa"/>
+              <w:bottom w:w="90" w:type="dxa"/>
+              <w:right w:w="90" w:type="dxa"/>
+            </w:tcMar>
+            <w:vAlign w:val="center"/>
+          </w:tcPr>
+          <w:p>
+            <w:r>
+              <w:rPr>
+                <w:rFonts w:ascii="Arial" w:hAnsi="Arial"/>
+                <w:sz w:val="16"/>
+              </w:rPr>
+              <w:t>E-Mail von Personalreferentin Jana Feldkamp.</w:t>
+            </w:r>
+          </w:p>
+        </w:tc>
+      </w:tr>
+    </w:tbl>
+    <w:p>
+      <w:pPr>
+        <w:spacing w:after="20"/>
+      </w:pPr>
+    </w:p>
     <w:p>
       <w:pPr>
         <w:pStyle w:val="Heading1"/>
       </w:pPr>
       <w:r>
-        <w:rPr>
-          <w:rFonts w:ascii="Times New Roman" w:hAnsi="Times New Roman"/>
-        </w:rPr>
-        <w:t>Sachverhalt und Aktenstand</w:t>
+        <w:t>Noch nicht geklärte Punkte</w:t>
       </w:r>
     </w:p>
     <w:p>
-      <w:pPr>
-        <w:pStyle w:val="Heading2"/>
-      </w:pPr>
       <w:r>
-        <w:rPr>
-          <w:rFonts w:ascii="Times New Roman" w:hAnsi="Times New Roman"/>
-        </w:rPr>
-        <w:t>Beteiligte und Ausgangslage</w:t>
+        <w:t>Ungeklärt sind der Verfasser der gekürzten Aufgabenbeschreibung, die Grundlage der Leistungsformel, die Zeichnungsbefugnis von Paula Kruse und der genaue Inhalt der internen Freigabe. Außerdem ist offen, ob der Kassenvermerk bei der Zeugnisredaktion verwendet wurde und ob hierzu weitere Personalnotizen bestehen.</w:t>
       </w:r>
     </w:p>
     <w:p>
-      <w:pPr>
-        <w:jc w:val="left"/>
-      </w:pPr>
       <w:r>
-        <w:t>Gartenbau Blühendes Leben GmbH, Arbeitnehmerin Melisande Korff, Personalleitung, Betriebsrat und neue Arbeitgeberin. Die Akte beginnt nicht mit einem fertigen Rechtsproblem, sondern mit einem Stapel ungleich sauberer Unterlagen: ein paar Mails, eine Tabelle, ein interner Vermerk, ein Gesprächsprotokoll, teilweise handschriftliche oder fotografierte Notizen und mehrere widersprüchliche Erwartungen der Beteiligten. Gerade deshalb eignet sich der Vorgang gut, um nicht nur abstrakt zu prüfen, sondern die Akte erst einmal in Ordnung zu bringen.</w:t>
-      </w:r>
-    </w:p>
-    <w:p>
-      <w:pPr>
-        <w:pStyle w:val="Heading2"/>
-      </w:pPr>
-      <w:r>
-        <w:rPr>
-          <w:rFonts w:ascii="Times New Roman" w:hAnsi="Times New Roman"/>
-        </w:rPr>
-        <w:t>Tatsächlicher Verlauf</w:t>
-      </w:r>
-    </w:p>
-    <w:p>
-      <w:pPr>
-        <w:jc w:val="left"/>
-      </w:pPr>
-      <w:r>
-        <w:t>Am Montagmorgen liegt zunächst nur eine knappe Nachricht mit der Bitte um schnelle Einschätzung vor. Im Laufe des Vormittags stellt sich heraus, dass mehrere Personen jeweils nur einen Ausschnitt kennen. Eine Person spricht von einer bloßen Formalie, eine andere von einem erheblichen Frist- oder Haftungsrisiko. Die Aktenlage ist lückenhaft, aber nicht leer: Es gibt Rechnungsnummern, Entwurfsfassungen, Screenshots, Kalendernotizen und einzelne Aussagen, die sich gegenseitig nicht vollständig decken.</w:t>
-      </w:r>
-    </w:p>
-    <w:p>
-      <w:pPr>
-        <w:jc w:val="left"/>
-      </w:pPr>
-      <w:r>
-        <w:t>Am Folgetag wird deutlich, dass die Entscheidung nicht isoliert getroffen werden kann. Ein zunächst freundlich klingendes Zeugnis enthält Brüche, Auslassungen und Leistungsabwertungen; zugleich laufen Vergleich, Resturlaub und Referenzanfragen. Die Mandatsbearbeitung muss deshalb zunächst unterscheiden, was sicher belegt ist, was nur behauptet wird und welche Punkte für die nächste Handlung tatsächlich entscheidend sind.</w:t>
-      </w:r>
-    </w:p>
-    <w:p>
-      <w:pPr>
-        <w:pStyle w:val="Heading2"/>
-      </w:pPr>
-      <w:r>
-        <w:rPr>
-          <w:rFonts w:ascii="Times New Roman" w:hAnsi="Times New Roman"/>
-        </w:rPr>
-        <w:t>Voll ausgeschriebener Sachverhaltsstand</w:t>
-      </w:r>
-    </w:p>
-    <w:p>
-      <w:pPr>
-        <w:pStyle w:val="ListNumber"/>
-      </w:pPr>
-      <w:r>
-        <w:t>Die bisher vorhandenen Unterlagen zeigen, dass mindestens zwei Entscheidungsebenen vermischt wurden: operative Zweckmäßigkeit und rechtliche Zulässigkeit. In den Mails wird wiederholt gefragt, ob man „das nicht einfach so machen“ könne. Juristisch reicht diese Formulierung nicht aus, weil sie weder den Verpflichteten noch den Empfänger, noch die Rechtsfolge präzise bezeichnet.</w:t>
-      </w:r>
-    </w:p>
-    <w:p>
-      <w:pPr>
-        <w:pStyle w:val="ListNumber"/>
-      </w:pPr>
-      <w:r>
-        <w:t>Die Gegenseite beziehungsweise Behörde arbeitet mit einer schärferen Lesart als die Mandantenseite. Sie geht davon aus, dass nicht nur ein einzelner Fehler vorliegt, sondern ein organisatorisches Muster. Das ist für Fristen, Darlegungslast, Verschulden und spätere Vergleichsverhandlungen wichtig.</w:t>
-      </w:r>
-    </w:p>
-    <w:p>
-      <w:pPr>
-        <w:pStyle w:val="ListNumber"/>
-      </w:pPr>
-      <w:r>
-        <w:t>Die Mandantenseite verfügt zwar über einzelne Entlastungstatsachen, hat diese aber bisher nicht in einer beweistauglichen Reihenfolge zusammengestellt. Besonders problematisch ist, dass mehrere Personen erinnern, aber niemand unmittelbar protokolliert hat, wer wann welche Fassung gesehen, freigegeben oder versandt hat.</w:t>
-      </w:r>
-    </w:p>
-    <w:p>
-      <w:pPr>
-        <w:pStyle w:val="ListNumber"/>
-      </w:pPr>
-      <w:r>
-        <w:t>Für die nächste Bearbeitung müssen die Unterlagen nicht nur gelesen, sondern in Arbeitsstränge getrennt werden: Dokumentation, Fristen, Rechtsgrundlage, Kommunikation, Risikoentscheidung, Entwurf der nächsten Erklärung.</w:t>
-      </w:r>
-    </w:p>
-    <w:p>
-      <w:pPr>
-        <w:pStyle w:val="Heading2"/>
-      </w:pPr>
-      <w:r>
-        <w:rPr>
-          <w:rFonts w:ascii="Times New Roman" w:hAnsi="Times New Roman"/>
-        </w:rPr>
-        <w:t>Offene Punkte, die wirklich aufzuklären sind</w:t>
-      </w:r>
-    </w:p>
-    <w:p>
-      <w:pPr>
-        <w:pStyle w:val="ListBullet"/>
-      </w:pPr>
-      <w:r>
-        <w:t>Welche konkrete Handlung soll rechtlich bewertet werden, und welche davon ist nur Hintergrundrauschen?</w:t>
-      </w:r>
-    </w:p>
-    <w:p>
-      <w:pPr>
-        <w:pStyle w:val="ListBullet"/>
-      </w:pPr>
-      <w:r>
-        <w:t>Welche Unterlage belegt die Handlung im Original, nicht nur als spätere Zusammenfassung?</w:t>
-      </w:r>
-    </w:p>
-    <w:p>
-      <w:pPr>
-        <w:pStyle w:val="ListBullet"/>
-      </w:pPr>
-      <w:r>
-        <w:t>Wer war entscheidungsbefugt, wer hat nur zugearbeitet, wer hat lediglich informiert?</w:t>
-      </w:r>
-    </w:p>
-    <w:p>
-      <w:pPr>
-        <w:pStyle w:val="ListBullet"/>
-      </w:pPr>
-      <w:r>
-        <w:t>Welche Frist läuft tatsächlich, und welche Frist wird nur vorsorglich im Raum stehen gelassen?</w:t>
-      </w:r>
-    </w:p>
-    <w:p>
-      <w:pPr>
-        <w:pStyle w:val="ListBullet"/>
-      </w:pPr>
-      <w:r>
-        <w:t>Welche Tatsachen sollte man gegenüber Dritten mitteilen, und welche sollte man erst nach interner Prüfung festlegen?</w:t>
-      </w:r>
-    </w:p>
-    <w:p>
-      <w:pPr>
-        <w:pStyle w:val="Heading2"/>
-      </w:pPr>
-      <w:r>
-        <w:rPr>
-          <w:rFonts w:ascii="Times New Roman" w:hAnsi="Times New Roman"/>
-        </w:rPr>
-        <w:t>Einschlägiger Rechtsrahmen</w:t>
-      </w:r>
-    </w:p>
-    <w:p>
-      <w:pPr>
-        <w:jc w:val="left"/>
-      </w:pPr>
-      <w:r>
-        <w:t>GewO § 109; BGB Nebenpflichten; arbeitsgerichtliches Verfahren; Zeugniswahrheit und Zeugniswohlwollen. Diese Normen sind in der Akte nicht als Zierde genannt, sondern bestimmen, welche Tatsachen fehlen: Vertragsschluss, Zuständigkeit, Zugang, Nachweis, Fristbeginn, Verschulden, Rechtsfolge und mögliche Heilung.</w:t>
+        <w:t>Die Arbeitgeberseite hat eine Antwort bis zum 12. Juni angekündigt. Die Referenzanfrage soll erst nach Abstimmung mit der Mandantin beantwortet werden. Alle Fristen und Rückläufe werden unter dem Kanzleizeichen 26-0618-A geführt.</w:t>
       </w:r>
     </w:p>
     <w:sectPr>
+      <w:footerReference w:type="default" r:id="rId9"/>
       <w:pgSz w:w="11906" w:h="16838"/>
-      <w:pgMar w:top="1417" w:right="1417" w:bottom="1417" w:left="1417" w:header="720" w:footer="720" w:gutter="0"/>
+      <w:pgMar w:top="964" w:right="1191" w:bottom="964" w:left="1191" w:header="720" w:footer="720" w:gutter="0"/>
       <w:cols w:space="720"/>
       <w:docGrid w:linePitch="360"/>
     </w:sectPr>
   </w:body>
 </w:document>
+</file>
+
+<file path=word/footer1.xml><?xml version="1.0" encoding="utf-8"?>
+<w:ftr xmlns:m="http://schemas.openxmlformats.org/officeDocument/2006/math" xmlns:mc="http://schemas.openxmlformats.org/markup-compatibility/2006" xmlns:mo="http://schemas.microsoft.com/office/mac/office/2008/main" xmlns:mv="urn:schemas-microsoft-com:mac:vml" xmlns:o="urn:schemas-microsoft-com:office:office" xmlns:r="http://schemas.openxmlformats.org/officeDocument/2006/relationships" xmlns:v="urn:schemas-microsoft-com:vml" xmlns:w10="urn:schemas-microsoft-com:office:word" xmlns:w14="http://schemas.microsoft.com/office/word/2010/wordml" xmlns:w="http://schemas.openxmlformats.org/wordprocessingml/2006/main" xmlns:wne="http://schemas.microsoft.com/office/word/2006/wordml" xmlns:wp14="http://schemas.microsoft.com/office/word/2010/wordprocessingDrawing" xmlns:wp="http://schemas.openxmlformats.org/drawingml/2006/wordprocessingDrawing" xmlns:wpc="http://schemas.microsoft.com/office/word/2010/wordprocessingCanvas" xmlns:wpg="http://schemas.microsoft.com/office/word/2010/wordprocessingGroup" xmlns:wpi="http://schemas.microsoft.com/office/word/2010/wordprocessingInk" xmlns:wps="http://schemas.microsoft.com/office/word/2010/wordprocessingShape" mc:Ignorable="w14 wp14">
+  <w:p>
+    <w:pPr>
+      <w:pStyle w:val="Footer"/>
+      <w:jc w:val="center"/>
+    </w:pPr>
+    <w:r>
+      <w:rPr>
+        <w:rFonts w:ascii="Arial" w:hAnsi="Arial"/>
+        <w:color w:val="646464"/>
+        <w:sz w:val="16"/>
+      </w:rPr>
+      <w:t>ALBERS &amp; FENNEKER RECHTSANWÄLTE · 26-0618-A</w:t>
+    </w:r>
+  </w:p>
+</w:ftr>
 </file>
 
 <file path=word/numbering.xml><?xml version="1.0" encoding="utf-8"?>
@@ -545,9 +1762,12 @@
     <w:name w:val="Normal"/>
     <w:qFormat/>
     <w:rsid w:val="00FC693F"/>
+    <w:pPr>
+      <w:spacing w:after="120" w:line="259" w:lineRule="auto"/>
+    </w:pPr>
     <w:rPr>
-      <w:rFonts w:ascii="Times New Roman" w:hAnsi="Times New Roman"/>
-      <w:sz w:val="22"/>
+      <w:rFonts w:ascii="Arial" w:hAnsi="Arial"/>
+      <w:sz w:val="21"/>
     </w:rPr>
   </w:style>
   <w:style w:type="paragraph" w:styleId="Header">
@@ -609,10 +1829,11 @@
       <w:outlineLvl w:val="0"/>
     </w:pPr>
     <w:rPr>
-      <w:rFonts w:asciiTheme="majorHAnsi" w:eastAsiaTheme="majorEastAsia" w:hAnsiTheme="majorHAnsi" w:cstheme="majorBidi" w:ascii="Times New Roman" w:hAnsi="Times New Roman"/>
+      <w:rFonts w:asciiTheme="majorHAnsi" w:eastAsiaTheme="majorEastAsia" w:hAnsiTheme="majorHAnsi" w:cstheme="majorBidi" w:ascii="Arial" w:hAnsi="Arial"/>
       <w:b/>
       <w:bCs/>
-      <w:sz w:val="28"/>
+      <w:color w:val="24364B"/>
+      <w:sz w:val="26"/>
       <w:szCs w:val="28"/>
     </w:rPr>
   </w:style>
@@ -632,10 +1853,11 @@
       <w:outlineLvl w:val="1"/>
     </w:pPr>
     <w:rPr>
-      <w:rFonts w:asciiTheme="majorHAnsi" w:eastAsiaTheme="majorEastAsia" w:hAnsiTheme="majorHAnsi" w:cstheme="majorBidi" w:ascii="Times New Roman" w:hAnsi="Times New Roman"/>
+      <w:rFonts w:asciiTheme="majorHAnsi" w:eastAsiaTheme="majorEastAsia" w:hAnsiTheme="majorHAnsi" w:cstheme="majorBidi" w:ascii="Arial" w:hAnsi="Arial"/>
       <w:b/>
       <w:bCs/>
-      <w:sz w:val="24"/>
+      <w:color w:val="385A64"/>
+      <w:sz w:val="22"/>
       <w:szCs w:val="26"/>
     </w:rPr>
   </w:style>
@@ -655,10 +1877,10 @@
       <w:outlineLvl w:val="2"/>
     </w:pPr>
     <w:rPr>
-      <w:rFonts w:asciiTheme="majorHAnsi" w:eastAsiaTheme="majorEastAsia" w:hAnsiTheme="majorHAnsi" w:cstheme="majorBidi" w:ascii="Times New Roman" w:hAnsi="Times New Roman"/>
+      <w:rFonts w:asciiTheme="majorHAnsi" w:eastAsiaTheme="majorEastAsia" w:hAnsiTheme="majorHAnsi" w:cstheme="majorBidi"/>
       <w:b/>
       <w:bCs/>
-      <w:sz w:val="22"/>
+      <w:color w:val="4F81BD" w:themeColor="accent1"/>
     </w:rPr>
   </w:style>
   <w:style w:type="paragraph" w:styleId="Heading4">
@@ -896,11 +2118,12 @@
       <w:contextualSpacing/>
     </w:pPr>
     <w:rPr>
-      <w:rFonts w:asciiTheme="majorHAnsi" w:eastAsiaTheme="majorEastAsia" w:hAnsiTheme="majorHAnsi" w:cstheme="majorBidi"/>
-      <w:color w:val="17365D" w:themeColor="text2" w:themeShade="BF"/>
+      <w:rFonts w:asciiTheme="majorHAnsi" w:eastAsiaTheme="majorEastAsia" w:hAnsiTheme="majorHAnsi" w:cstheme="majorBidi" w:ascii="Arial" w:hAnsi="Arial"/>
+      <w:b/>
+      <w:color w:val="24364B"/>
       <w:spacing w:val="5"/>
       <w:kern w:val="28"/>
-      <w:sz w:val="52"/>
+      <w:sz w:val="36"/>
       <w:szCs w:val="52"/>
     </w:rPr>
   </w:style>
